--- a/data/niveles/Reportes/Archivo/Reporte_Niveles_Hidrometricos_2026-09-20_0800.docx
+++ b/data/niveles/Reportes/Archivo/Reporte_Niveles_Hidrometricos_2026-09-20_0800.docx
@@ -273,7 +273,7 @@
                 <w:b w:val="0"/>
                 <w:sz w:val="13"/>
               </w:rPr>
-              <w:t>11.98</w:t>
+              <w:t>11.76</w:t>
             </w:r>
           </w:p>
         </w:tc>
@@ -288,7 +288,7 @@
                 <w:b w:val="0"/>
                 <w:sz w:val="13"/>
               </w:rPr>
-              <w:t>2.92 abajo</w:t>
+              <w:t>3.14 abajo</w:t>
             </w:r>
           </w:p>
         </w:tc>
@@ -318,7 +318,7 @@
                 <w:b w:val="0"/>
                 <w:sz w:val="13"/>
               </w:rPr>
-              <w:t>+0.00</w:t>
+              <w:t>-0.22</w:t>
             </w:r>
           </w:p>
         </w:tc>
@@ -333,7 +333,7 @@
                 <w:b w:val="0"/>
                 <w:sz w:val="13"/>
               </w:rPr>
-              <w:t>+0.00</w:t>
+              <w:t>-0.22</w:t>
             </w:r>
           </w:p>
         </w:tc>
@@ -348,7 +348,7 @@
                 <w:b w:val="0"/>
                 <w:sz w:val="13"/>
               </w:rPr>
-              <w:t>Estable</w:t>
+              <w:t>Descenso</w:t>
             </w:r>
           </w:p>
         </w:tc>
@@ -363,7 +363,7 @@
                 <w:b w:val="0"/>
                 <w:sz w:val="13"/>
               </w:rPr>
-              <w:t>heredado</w:t>
+              <w:t>observado</w:t>
             </w:r>
           </w:p>
         </w:tc>
@@ -378,7 +378,7 @@
                 <w:b w:val="0"/>
                 <w:sz w:val="13"/>
               </w:rPr>
-              <w:t>2026-09-19T18:00:00-06:00</w:t>
+              <w:t>2026-09-20T08:00:00-06:00</w:t>
             </w:r>
           </w:p>
         </w:tc>
@@ -425,7 +425,7 @@
                 <w:b w:val="0"/>
                 <w:sz w:val="13"/>
               </w:rPr>
-              <w:t>3.65</w:t>
+              <w:t>3.46</w:t>
             </w:r>
           </w:p>
         </w:tc>
@@ -440,7 +440,7 @@
                 <w:b w:val="0"/>
                 <w:sz w:val="13"/>
               </w:rPr>
-              <w:t>5.12 abajo</w:t>
+              <w:t>5.31 abajo</w:t>
             </w:r>
           </w:p>
         </w:tc>
@@ -470,7 +470,7 @@
                 <w:b w:val="0"/>
                 <w:sz w:val="13"/>
               </w:rPr>
-              <w:t>+0.00</w:t>
+              <w:t>-0.19</w:t>
             </w:r>
           </w:p>
         </w:tc>
@@ -485,159 +485,7 @@
                 <w:b w:val="0"/>
                 <w:sz w:val="13"/>
               </w:rPr>
-              <w:t>+0.00</w:t>
-            </w:r>
-          </w:p>
-        </w:tc>
-        <w:tc>
-          <w:tcPr>
-            <w:tcW w:type="dxa" w:w="1454"/>
-          </w:tcPr>
-          <w:p>
-            <w:r>
-              <w:rPr>
-                <w:rFonts w:ascii="Arial" w:hAnsi="Arial"/>
-                <w:b w:val="0"/>
-                <w:sz w:val="13"/>
-              </w:rPr>
-              <w:t>Estable</w:t>
-            </w:r>
-          </w:p>
-        </w:tc>
-        <w:tc>
-          <w:tcPr>
-            <w:tcW w:type="dxa" w:w="1454"/>
-          </w:tcPr>
-          <w:p>
-            <w:r>
-              <w:rPr>
-                <w:rFonts w:ascii="Arial" w:hAnsi="Arial"/>
-                <w:b w:val="0"/>
-                <w:sz w:val="13"/>
-              </w:rPr>
-              <w:t>heredado</w:t>
-            </w:r>
-          </w:p>
-        </w:tc>
-        <w:tc>
-          <w:tcPr>
-            <w:tcW w:type="dxa" w:w="1454"/>
-          </w:tcPr>
-          <w:p>
-            <w:r>
-              <w:rPr>
-                <w:rFonts w:ascii="Arial" w:hAnsi="Arial"/>
-                <w:b w:val="0"/>
-                <w:sz w:val="13"/>
-              </w:rPr>
-              <w:t>2026-09-19T18:00:00-06:00</w:t>
-            </w:r>
-          </w:p>
-        </w:tc>
-      </w:tr>
-      <w:tr>
-        <w:tc>
-          <w:tcPr>
-            <w:tcW w:type="dxa" w:w="1454"/>
-          </w:tcPr>
-          <w:p>
-            <w:r>
-              <w:rPr>
-                <w:rFonts w:ascii="Arial" w:hAnsi="Arial"/>
-                <w:b w:val="0"/>
-                <w:sz w:val="13"/>
-              </w:rPr>
-              <w:t>Ríos de la Sierra</w:t>
-            </w:r>
-          </w:p>
-        </w:tc>
-        <w:tc>
-          <w:tcPr>
-            <w:tcW w:type="dxa" w:w="1454"/>
-          </w:tcPr>
-          <w:p>
-            <w:r>
-              <w:rPr>
-                <w:rFonts w:ascii="Arial" w:hAnsi="Arial"/>
-                <w:b w:val="0"/>
-                <w:sz w:val="13"/>
-              </w:rPr>
-              <w:t>Oxolotán</w:t>
-            </w:r>
-          </w:p>
-        </w:tc>
-        <w:tc>
-          <w:tcPr>
-            <w:tcW w:type="dxa" w:w="1454"/>
-          </w:tcPr>
-          <w:p>
-            <w:r>
-              <w:rPr>
-                <w:rFonts w:ascii="Arial" w:hAnsi="Arial"/>
-                <w:b w:val="0"/>
-                <w:sz w:val="13"/>
-              </w:rPr>
-              <w:t>34.00</w:t>
-            </w:r>
-          </w:p>
-        </w:tc>
-        <w:tc>
-          <w:tcPr>
-            <w:tcW w:type="dxa" w:w="1454"/>
-          </w:tcPr>
-          <w:p>
-            <w:r>
-              <w:rPr>
-                <w:rFonts w:ascii="Arial" w:hAnsi="Arial"/>
-                <w:b w:val="0"/>
-                <w:sz w:val="13"/>
-              </w:rPr>
-              <w:t>5.53 abajo</w:t>
-            </w:r>
-          </w:p>
-        </w:tc>
-        <w:tc>
-          <w:tcPr>
-            <w:tcW w:type="dxa" w:w="1454"/>
-          </w:tcPr>
-          <w:p>
-            <w:r>
-              <w:rPr>
-                <w:rFonts w:ascii="Arial" w:hAnsi="Arial"/>
-                <w:b w:val="0"/>
-                <w:sz w:val="13"/>
-              </w:rPr>
-              <w:t>34.10</w:t>
-            </w:r>
-          </w:p>
-        </w:tc>
-        <w:tc>
-          <w:tcPr>
-            <w:tcW w:type="dxa" w:w="1454"/>
-          </w:tcPr>
-          <w:p>
-            <w:r>
-              <w:rPr>
-                <w:rFonts w:ascii="Arial" w:hAnsi="Arial"/>
-                <w:b w:val="0"/>
-                <w:sz w:val="13"/>
-              </w:rPr>
-              <w:t>-0.10</w:t>
-            </w:r>
-          </w:p>
-        </w:tc>
-        <w:tc>
-          <w:tcPr>
-            <w:tcW w:type="dxa" w:w="1454"/>
-          </w:tcPr>
-          <w:p>
-            <w:r>
-              <w:rPr>
-                <w:rFonts w:ascii="Arial" w:hAnsi="Arial"/>
-                <w:b w:val="0"/>
-                <w:sz w:val="13"/>
-              </w:rPr>
-              <w:t>-0.10</w:t>
+              <w:t>-0.19</w:t>
             </w:r>
           </w:p>
         </w:tc>
@@ -714,7 +562,7 @@
                 <w:b w:val="0"/>
                 <w:sz w:val="13"/>
               </w:rPr>
-              <w:t>Tapijulapa</w:t>
+              <w:t>Oxolotán</w:t>
             </w:r>
           </w:p>
         </w:tc>
@@ -729,7 +577,7 @@
                 <w:b w:val="0"/>
                 <w:sz w:val="13"/>
               </w:rPr>
-              <w:t>32.00</w:t>
+              <w:t>34.13</w:t>
             </w:r>
           </w:p>
         </w:tc>
@@ -744,7 +592,7 @@
                 <w:b w:val="0"/>
                 <w:sz w:val="13"/>
               </w:rPr>
-              <w:t>7.37 arriba</w:t>
+              <w:t>5.40 abajo</w:t>
             </w:r>
           </w:p>
         </w:tc>
@@ -759,7 +607,7 @@
                 <w:b w:val="0"/>
                 <w:sz w:val="13"/>
               </w:rPr>
-              <w:t>15.93</w:t>
+              <w:t>34.10</w:t>
             </w:r>
           </w:p>
         </w:tc>
@@ -774,7 +622,7 @@
                 <w:b w:val="0"/>
                 <w:sz w:val="13"/>
               </w:rPr>
-              <w:t>+16.07</w:t>
+              <w:t>+0.03</w:t>
             </w:r>
           </w:p>
         </w:tc>
@@ -789,7 +637,7 @@
                 <w:b w:val="0"/>
                 <w:sz w:val="13"/>
               </w:rPr>
-              <w:t>+16.07</w:t>
+              <w:t>+0.03</w:t>
             </w:r>
           </w:p>
         </w:tc>
@@ -866,7 +714,7 @@
                 <w:b w:val="0"/>
                 <w:sz w:val="13"/>
               </w:rPr>
-              <w:t>Teapa</w:t>
+              <w:t>Tapijulapa</w:t>
             </w:r>
           </w:p>
         </w:tc>
@@ -881,7 +729,7 @@
                 <w:b w:val="0"/>
                 <w:sz w:val="13"/>
               </w:rPr>
-              <w:t>34.03</w:t>
+              <w:t>15.88</w:t>
             </w:r>
           </w:p>
         </w:tc>
@@ -896,7 +744,7 @@
                 <w:b w:val="0"/>
                 <w:sz w:val="13"/>
               </w:rPr>
-              <w:t>3.68 abajo</w:t>
+              <w:t>8.75 abajo</w:t>
             </w:r>
           </w:p>
         </w:tc>
@@ -911,7 +759,7 @@
                 <w:b w:val="0"/>
                 <w:sz w:val="13"/>
               </w:rPr>
-              <w:t>34.03</w:t>
+              <w:t>15.93</w:t>
             </w:r>
           </w:p>
         </w:tc>
@@ -926,7 +774,7 @@
                 <w:b w:val="0"/>
                 <w:sz w:val="13"/>
               </w:rPr>
-              <w:t>+0.00</w:t>
+              <w:t>-0.05</w:t>
             </w:r>
           </w:p>
         </w:tc>
@@ -941,159 +789,7 @@
                 <w:b w:val="0"/>
                 <w:sz w:val="13"/>
               </w:rPr>
-              <w:t>+0.00</w:t>
-            </w:r>
-          </w:p>
-        </w:tc>
-        <w:tc>
-          <w:tcPr>
-            <w:tcW w:type="dxa" w:w="1454"/>
-          </w:tcPr>
-          <w:p>
-            <w:r>
-              <w:rPr>
-                <w:rFonts w:ascii="Arial" w:hAnsi="Arial"/>
-                <w:b w:val="0"/>
-                <w:sz w:val="13"/>
-              </w:rPr>
-              <w:t>Descenso</w:t>
-            </w:r>
-          </w:p>
-        </w:tc>
-        <w:tc>
-          <w:tcPr>
-            <w:tcW w:type="dxa" w:w="1454"/>
-          </w:tcPr>
-          <w:p>
-            <w:r>
-              <w:rPr>
-                <w:rFonts w:ascii="Arial" w:hAnsi="Arial"/>
-                <w:b w:val="0"/>
-                <w:sz w:val="13"/>
-              </w:rPr>
-              <w:t>heredado</w:t>
-            </w:r>
-          </w:p>
-        </w:tc>
-        <w:tc>
-          <w:tcPr>
-            <w:tcW w:type="dxa" w:w="1454"/>
-          </w:tcPr>
-          <w:p>
-            <w:r>
-              <w:rPr>
-                <w:rFonts w:ascii="Arial" w:hAnsi="Arial"/>
-                <w:b w:val="0"/>
-                <w:sz w:val="13"/>
-              </w:rPr>
-              <w:t>2026-09-19T14:00:00-06:00</w:t>
-            </w:r>
-          </w:p>
-        </w:tc>
-      </w:tr>
-      <w:tr>
-        <w:tc>
-          <w:tcPr>
-            <w:tcW w:type="dxa" w:w="1454"/>
-          </w:tcPr>
-          <w:p>
-            <w:r>
-              <w:rPr>
-                <w:rFonts w:ascii="Arial" w:hAnsi="Arial"/>
-                <w:b w:val="0"/>
-                <w:sz w:val="13"/>
-              </w:rPr>
-              <w:t>Ríos de la Sierra</w:t>
-            </w:r>
-          </w:p>
-        </w:tc>
-        <w:tc>
-          <w:tcPr>
-            <w:tcW w:type="dxa" w:w="1454"/>
-          </w:tcPr>
-          <w:p>
-            <w:r>
-              <w:rPr>
-                <w:rFonts w:ascii="Arial" w:hAnsi="Arial"/>
-                <w:b w:val="0"/>
-                <w:sz w:val="13"/>
-              </w:rPr>
-              <w:t>Puyacatengo</w:t>
-            </w:r>
-          </w:p>
-        </w:tc>
-        <w:tc>
-          <w:tcPr>
-            <w:tcW w:type="dxa" w:w="1454"/>
-          </w:tcPr>
-          <w:p>
-            <w:r>
-              <w:rPr>
-                <w:rFonts w:ascii="Arial" w:hAnsi="Arial"/>
-                <w:b w:val="0"/>
-                <w:sz w:val="13"/>
-              </w:rPr>
-              <w:t>5.00</w:t>
-            </w:r>
-          </w:p>
-        </w:tc>
-        <w:tc>
-          <w:tcPr>
-            <w:tcW w:type="dxa" w:w="1454"/>
-          </w:tcPr>
-          <w:p>
-            <w:r>
-              <w:rPr>
-                <w:rFonts w:ascii="Arial" w:hAnsi="Arial"/>
-                <w:b w:val="0"/>
-                <w:sz w:val="13"/>
-              </w:rPr>
-              <w:t>24.65 abajo</w:t>
-            </w:r>
-          </w:p>
-        </w:tc>
-        <w:tc>
-          <w:tcPr>
-            <w:tcW w:type="dxa" w:w="1454"/>
-          </w:tcPr>
-          <w:p>
-            <w:r>
-              <w:rPr>
-                <w:rFonts w:ascii="Arial" w:hAnsi="Arial"/>
-                <w:b w:val="0"/>
-                <w:sz w:val="13"/>
-              </w:rPr>
-              <w:t>24.98</w:t>
-            </w:r>
-          </w:p>
-        </w:tc>
-        <w:tc>
-          <w:tcPr>
-            <w:tcW w:type="dxa" w:w="1454"/>
-          </w:tcPr>
-          <w:p>
-            <w:r>
-              <w:rPr>
-                <w:rFonts w:ascii="Arial" w:hAnsi="Arial"/>
-                <w:b w:val="0"/>
-                <w:sz w:val="13"/>
-              </w:rPr>
-              <w:t>-19.98</w:t>
-            </w:r>
-          </w:p>
-        </w:tc>
-        <w:tc>
-          <w:tcPr>
-            <w:tcW w:type="dxa" w:w="1454"/>
-          </w:tcPr>
-          <w:p>
-            <w:r>
-              <w:rPr>
-                <w:rFonts w:ascii="Arial" w:hAnsi="Arial"/>
-                <w:b w:val="0"/>
-                <w:sz w:val="13"/>
-              </w:rPr>
-              <w:t>-19.98</w:t>
+              <w:t>-0.05</w:t>
             </w:r>
           </w:p>
         </w:tc>
@@ -1170,7 +866,341 @@
                 <w:b w:val="0"/>
                 <w:sz w:val="13"/>
               </w:rPr>
+              <w:t>Teapa</w:t>
+            </w:r>
+          </w:p>
+        </w:tc>
+        <w:tc>
+          <w:tcPr>
+            <w:tcW w:type="dxa" w:w="1454"/>
+          </w:tcPr>
+          <w:p>
+            <w:r>
+              <w:rPr>
+                <w:rFonts w:ascii="Arial" w:hAnsi="Arial"/>
+                <w:b w:val="0"/>
+                <w:sz w:val="13"/>
+              </w:rPr>
+              <w:t>34.20</w:t>
+            </w:r>
+          </w:p>
+        </w:tc>
+        <w:tc>
+          <w:tcPr>
+            <w:tcW w:type="dxa" w:w="1454"/>
+          </w:tcPr>
+          <w:p>
+            <w:r>
+              <w:rPr>
+                <w:rFonts w:ascii="Arial" w:hAnsi="Arial"/>
+                <w:b w:val="0"/>
+                <w:sz w:val="13"/>
+              </w:rPr>
+              <w:t>3.51 abajo</w:t>
+            </w:r>
+          </w:p>
+        </w:tc>
+        <w:tc>
+          <w:tcPr>
+            <w:tcW w:type="dxa" w:w="1454"/>
+          </w:tcPr>
+          <w:p>
+            <w:r>
+              <w:rPr>
+                <w:rFonts w:ascii="Arial" w:hAnsi="Arial"/>
+                <w:b w:val="0"/>
+                <w:sz w:val="13"/>
+              </w:rPr>
+              <w:t>34.03</w:t>
+            </w:r>
+          </w:p>
+        </w:tc>
+        <w:tc>
+          <w:tcPr>
+            <w:tcW w:type="dxa" w:w="1454"/>
+          </w:tcPr>
+          <w:p>
+            <w:r>
+              <w:rPr>
+                <w:rFonts w:ascii="Arial" w:hAnsi="Arial"/>
+                <w:b w:val="0"/>
+                <w:sz w:val="13"/>
+              </w:rPr>
+              <w:t>+0.17</w:t>
+            </w:r>
+          </w:p>
+        </w:tc>
+        <w:tc>
+          <w:tcPr>
+            <w:tcW w:type="dxa" w:w="1454"/>
+          </w:tcPr>
+          <w:p>
+            <w:r>
+              <w:rPr>
+                <w:rFonts w:ascii="Arial" w:hAnsi="Arial"/>
+                <w:b w:val="0"/>
+                <w:sz w:val="13"/>
+              </w:rPr>
+              <w:t>+0.17</w:t>
+            </w:r>
+          </w:p>
+        </w:tc>
+        <w:tc>
+          <w:tcPr>
+            <w:tcW w:type="dxa" w:w="1454"/>
+          </w:tcPr>
+          <w:p>
+            <w:r>
+              <w:rPr>
+                <w:rFonts w:ascii="Arial" w:hAnsi="Arial"/>
+                <w:b w:val="0"/>
+                <w:sz w:val="13"/>
+              </w:rPr>
+              <w:t>Ascenso</w:t>
+            </w:r>
+          </w:p>
+        </w:tc>
+        <w:tc>
+          <w:tcPr>
+            <w:tcW w:type="dxa" w:w="1454"/>
+          </w:tcPr>
+          <w:p>
+            <w:r>
+              <w:rPr>
+                <w:rFonts w:ascii="Arial" w:hAnsi="Arial"/>
+                <w:b w:val="0"/>
+                <w:sz w:val="13"/>
+              </w:rPr>
+              <w:t>observado</w:t>
+            </w:r>
+          </w:p>
+        </w:tc>
+        <w:tc>
+          <w:tcPr>
+            <w:tcW w:type="dxa" w:w="1454"/>
+          </w:tcPr>
+          <w:p>
+            <w:r>
+              <w:rPr>
+                <w:rFonts w:ascii="Arial" w:hAnsi="Arial"/>
+                <w:b w:val="0"/>
+                <w:sz w:val="13"/>
+              </w:rPr>
+              <w:t>2026-09-20T08:00:00-06:00</w:t>
+            </w:r>
+          </w:p>
+        </w:tc>
+      </w:tr>
+      <w:tr>
+        <w:tc>
+          <w:tcPr>
+            <w:tcW w:type="dxa" w:w="1454"/>
+          </w:tcPr>
+          <w:p>
+            <w:r>
+              <w:rPr>
+                <w:rFonts w:ascii="Arial" w:hAnsi="Arial"/>
+                <w:b w:val="0"/>
+                <w:sz w:val="13"/>
+              </w:rPr>
+              <w:t>Ríos de la Sierra</w:t>
+            </w:r>
+          </w:p>
+        </w:tc>
+        <w:tc>
+          <w:tcPr>
+            <w:tcW w:type="dxa" w:w="1454"/>
+          </w:tcPr>
+          <w:p>
+            <w:r>
+              <w:rPr>
+                <w:rFonts w:ascii="Arial" w:hAnsi="Arial"/>
+                <w:b w:val="0"/>
+                <w:sz w:val="13"/>
+              </w:rPr>
+              <w:t>Puyacatengo</w:t>
+            </w:r>
+          </w:p>
+        </w:tc>
+        <w:tc>
+          <w:tcPr>
+            <w:tcW w:type="dxa" w:w="1454"/>
+          </w:tcPr>
+          <w:p>
+            <w:r>
+              <w:rPr>
+                <w:rFonts w:ascii="Arial" w:hAnsi="Arial"/>
+                <w:b w:val="0"/>
+                <w:sz w:val="13"/>
+              </w:rPr>
+              <w:t>25.16</w:t>
+            </w:r>
+          </w:p>
+        </w:tc>
+        <w:tc>
+          <w:tcPr>
+            <w:tcW w:type="dxa" w:w="1454"/>
+          </w:tcPr>
+          <w:p>
+            <w:r>
+              <w:rPr>
+                <w:rFonts w:ascii="Arial" w:hAnsi="Arial"/>
+                <w:b w:val="0"/>
+                <w:sz w:val="13"/>
+              </w:rPr>
+              <w:t>4.49 abajo</w:t>
+            </w:r>
+          </w:p>
+        </w:tc>
+        <w:tc>
+          <w:tcPr>
+            <w:tcW w:type="dxa" w:w="1454"/>
+          </w:tcPr>
+          <w:p>
+            <w:r>
+              <w:rPr>
+                <w:rFonts w:ascii="Arial" w:hAnsi="Arial"/>
+                <w:b w:val="0"/>
+                <w:sz w:val="13"/>
+              </w:rPr>
+              <w:t>24.98</w:t>
+            </w:r>
+          </w:p>
+        </w:tc>
+        <w:tc>
+          <w:tcPr>
+            <w:tcW w:type="dxa" w:w="1454"/>
+          </w:tcPr>
+          <w:p>
+            <w:r>
+              <w:rPr>
+                <w:rFonts w:ascii="Arial" w:hAnsi="Arial"/>
+                <w:b w:val="0"/>
+                <w:sz w:val="13"/>
+              </w:rPr>
+              <w:t>+0.18</w:t>
+            </w:r>
+          </w:p>
+        </w:tc>
+        <w:tc>
+          <w:tcPr>
+            <w:tcW w:type="dxa" w:w="1454"/>
+          </w:tcPr>
+          <w:p>
+            <w:r>
+              <w:rPr>
+                <w:rFonts w:ascii="Arial" w:hAnsi="Arial"/>
+                <w:b w:val="0"/>
+                <w:sz w:val="13"/>
+              </w:rPr>
+              <w:t>+0.18</w:t>
+            </w:r>
+          </w:p>
+        </w:tc>
+        <w:tc>
+          <w:tcPr>
+            <w:tcW w:type="dxa" w:w="1454"/>
+          </w:tcPr>
+          <w:p>
+            <w:r>
+              <w:rPr>
+                <w:rFonts w:ascii="Arial" w:hAnsi="Arial"/>
+                <w:b w:val="0"/>
+                <w:sz w:val="13"/>
+              </w:rPr>
+              <w:t>Ascenso</w:t>
+            </w:r>
+          </w:p>
+        </w:tc>
+        <w:tc>
+          <w:tcPr>
+            <w:tcW w:type="dxa" w:w="1454"/>
+          </w:tcPr>
+          <w:p>
+            <w:r>
+              <w:rPr>
+                <w:rFonts w:ascii="Arial" w:hAnsi="Arial"/>
+                <w:b w:val="0"/>
+                <w:sz w:val="13"/>
+              </w:rPr>
+              <w:t>observado</w:t>
+            </w:r>
+          </w:p>
+        </w:tc>
+        <w:tc>
+          <w:tcPr>
+            <w:tcW w:type="dxa" w:w="1454"/>
+          </w:tcPr>
+          <w:p>
+            <w:r>
+              <w:rPr>
+                <w:rFonts w:ascii="Arial" w:hAnsi="Arial"/>
+                <w:b w:val="0"/>
+                <w:sz w:val="13"/>
+              </w:rPr>
+              <w:t>2026-09-20T08:00:00-06:00</w:t>
+            </w:r>
+          </w:p>
+        </w:tc>
+      </w:tr>
+      <w:tr>
+        <w:tc>
+          <w:tcPr>
+            <w:tcW w:type="dxa" w:w="1454"/>
+          </w:tcPr>
+          <w:p>
+            <w:r>
+              <w:rPr>
+                <w:rFonts w:ascii="Arial" w:hAnsi="Arial"/>
+                <w:b w:val="0"/>
+                <w:sz w:val="13"/>
+              </w:rPr>
+              <w:t>Ríos de la Sierra</w:t>
+            </w:r>
+          </w:p>
+        </w:tc>
+        <w:tc>
+          <w:tcPr>
+            <w:tcW w:type="dxa" w:w="1454"/>
+          </w:tcPr>
+          <w:p>
+            <w:r>
+              <w:rPr>
+                <w:rFonts w:ascii="Arial" w:hAnsi="Arial"/>
+                <w:b w:val="0"/>
+                <w:sz w:val="13"/>
+              </w:rPr>
               <w:t>San Joaquín</w:t>
+            </w:r>
+          </w:p>
+        </w:tc>
+        <w:tc>
+          <w:tcPr>
+            <w:tcW w:type="dxa" w:w="1454"/>
+          </w:tcPr>
+          <w:p>
+            <w:r>
+              <w:rPr>
+                <w:rFonts w:ascii="Arial" w:hAnsi="Arial"/>
+                <w:b w:val="0"/>
+                <w:sz w:val="13"/>
+              </w:rPr>
+              <w:t>21.88</w:t>
+            </w:r>
+          </w:p>
+        </w:tc>
+        <w:tc>
+          <w:tcPr>
+            <w:tcW w:type="dxa" w:w="1454"/>
+          </w:tcPr>
+          <w:p>
+            <w:r>
+              <w:rPr>
+                <w:rFonts w:ascii="Arial" w:hAnsi="Arial"/>
+                <w:b w:val="0"/>
+                <w:sz w:val="13"/>
+              </w:rPr>
+              <w:t>1.24 abajo</w:t>
             </w:r>
           </w:p>
         </w:tc>
@@ -1200,7 +1230,7 @@
                 <w:b w:val="0"/>
                 <w:sz w:val="13"/>
               </w:rPr>
-              <w:t>1.87 abajo</w:t>
+              <w:t>+0.63</w:t>
             </w:r>
           </w:p>
         </w:tc>
@@ -1215,7 +1245,7 @@
                 <w:b w:val="0"/>
                 <w:sz w:val="13"/>
               </w:rPr>
-              <w:t>21.25</w:t>
+              <w:t>+0.63</w:t>
             </w:r>
           </w:p>
         </w:tc>
@@ -1230,7 +1260,7 @@
                 <w:b w:val="0"/>
                 <w:sz w:val="13"/>
               </w:rPr>
-              <w:t>+0.00</w:t>
+              <w:t>Ascenso</w:t>
             </w:r>
           </w:p>
         </w:tc>
@@ -1245,7 +1275,7 @@
                 <w:b w:val="0"/>
                 <w:sz w:val="13"/>
               </w:rPr>
-              <w:t>+0.00</w:t>
+              <w:t>observado</w:t>
             </w:r>
           </w:p>
         </w:tc>
@@ -1260,37 +1290,7 @@
                 <w:b w:val="0"/>
                 <w:sz w:val="13"/>
               </w:rPr>
-              <w:t>Descenso</w:t>
-            </w:r>
-          </w:p>
-        </w:tc>
-        <w:tc>
-          <w:tcPr>
-            <w:tcW w:type="dxa" w:w="1454"/>
-          </w:tcPr>
-          <w:p>
-            <w:r>
-              <w:rPr>
-                <w:rFonts w:ascii="Arial" w:hAnsi="Arial"/>
-                <w:b w:val="0"/>
-                <w:sz w:val="13"/>
-              </w:rPr>
-              <w:t>heredado</w:t>
-            </w:r>
-          </w:p>
-        </w:tc>
-        <w:tc>
-          <w:tcPr>
-            <w:tcW w:type="dxa" w:w="1454"/>
-          </w:tcPr>
-          <w:p>
-            <w:r>
-              <w:rPr>
-                <w:rFonts w:ascii="Arial" w:hAnsi="Arial"/>
-                <w:b w:val="0"/>
-                <w:sz w:val="13"/>
-              </w:rPr>
-              <w:t>2026-09-19T18:00:00-06:00</w:t>
+              <w:t>2026-09-20T08:00:00-06:00</w:t>
             </w:r>
           </w:p>
         </w:tc>
@@ -1337,7 +1337,7 @@
                 <w:b w:val="0"/>
                 <w:sz w:val="13"/>
               </w:rPr>
-              <w:t>2.12</w:t>
+              <w:t>2.92</w:t>
             </w:r>
           </w:p>
         </w:tc>
@@ -1352,7 +1352,7 @@
                 <w:b w:val="0"/>
                 <w:sz w:val="13"/>
               </w:rPr>
-              <w:t>5.37 abajo</w:t>
+              <w:t>4.57 abajo</w:t>
             </w:r>
           </w:p>
         </w:tc>
@@ -1382,7 +1382,7 @@
                 <w:b w:val="0"/>
                 <w:sz w:val="13"/>
               </w:rPr>
-              <w:t>+0.00</w:t>
+              <w:t>+0.80</w:t>
             </w:r>
           </w:p>
         </w:tc>
@@ -1397,7 +1397,7 @@
                 <w:b w:val="0"/>
                 <w:sz w:val="13"/>
               </w:rPr>
-              <w:t>+0.00</w:t>
+              <w:t>+0.80</w:t>
             </w:r>
           </w:p>
         </w:tc>
@@ -1412,7 +1412,7 @@
                 <w:b w:val="0"/>
                 <w:sz w:val="13"/>
               </w:rPr>
-              <w:t>Estable</w:t>
+              <w:t>Ascenso</w:t>
             </w:r>
           </w:p>
         </w:tc>
@@ -1427,7 +1427,7 @@
                 <w:b w:val="0"/>
                 <w:sz w:val="13"/>
               </w:rPr>
-              <w:t>heredado</w:t>
+              <w:t>observado</w:t>
             </w:r>
           </w:p>
         </w:tc>
@@ -1442,7 +1442,7 @@
                 <w:b w:val="0"/>
                 <w:sz w:val="13"/>
               </w:rPr>
-              <w:t>2026-09-19T18:00:00-06:00</w:t>
+              <w:t>2026-09-20T08:00:00-06:00</w:t>
             </w:r>
           </w:p>
         </w:tc>
@@ -1945,7 +1945,7 @@
                 <w:b w:val="0"/>
                 <w:sz w:val="13"/>
               </w:rPr>
-              <w:t>2.63</w:t>
+              <w:t>2.70</w:t>
             </w:r>
           </w:p>
         </w:tc>
@@ -1960,7 +1960,7 @@
                 <w:b w:val="0"/>
                 <w:sz w:val="13"/>
               </w:rPr>
-              <w:t>8.36 abajo</w:t>
+              <w:t>8.29 abajo</w:t>
             </w:r>
           </w:p>
         </w:tc>
@@ -1990,7 +1990,7 @@
                 <w:b w:val="0"/>
                 <w:sz w:val="13"/>
               </w:rPr>
-              <w:t>+0.00</w:t>
+              <w:t>+0.07</w:t>
             </w:r>
           </w:p>
         </w:tc>
@@ -2005,7 +2005,7 @@
                 <w:b w:val="0"/>
                 <w:sz w:val="13"/>
               </w:rPr>
-              <w:t>+0.00</w:t>
+              <w:t>+0.07</w:t>
             </w:r>
           </w:p>
         </w:tc>
@@ -2020,7 +2020,7 @@
                 <w:b w:val="0"/>
                 <w:sz w:val="13"/>
               </w:rPr>
-              <w:t>Estable</w:t>
+              <w:t>Ascenso</w:t>
             </w:r>
           </w:p>
         </w:tc>
@@ -2035,7 +2035,7 @@
                 <w:b w:val="0"/>
                 <w:sz w:val="13"/>
               </w:rPr>
-              <w:t>heredado</w:t>
+              <w:t>observado</w:t>
             </w:r>
           </w:p>
         </w:tc>
@@ -2050,7 +2050,7 @@
                 <w:b w:val="0"/>
                 <w:sz w:val="13"/>
               </w:rPr>
-              <w:t>2026-09-19T18:00:00-06:00</w:t>
+              <w:t>2026-09-20T08:00:00-06:00</w:t>
             </w:r>
           </w:p>
         </w:tc>
@@ -2097,7 +2097,7 @@
                 <w:b w:val="0"/>
                 <w:sz w:val="13"/>
               </w:rPr>
-              <w:t>2.76</w:t>
+              <w:t>3.42</w:t>
             </w:r>
           </w:p>
         </w:tc>
@@ -2112,7 +2112,7 @@
                 <w:b w:val="0"/>
                 <w:sz w:val="13"/>
               </w:rPr>
-              <w:t>7.09 abajo</w:t>
+              <w:t>6.43 abajo</w:t>
             </w:r>
           </w:p>
         </w:tc>
@@ -2142,7 +2142,7 @@
                 <w:b w:val="0"/>
                 <w:sz w:val="13"/>
               </w:rPr>
-              <w:t>+0.00</w:t>
+              <w:t>+0.66</w:t>
             </w:r>
           </w:p>
         </w:tc>
@@ -2157,7 +2157,7 @@
                 <w:b w:val="0"/>
                 <w:sz w:val="13"/>
               </w:rPr>
-              <w:t>+0.00</w:t>
+              <w:t>+0.66</w:t>
             </w:r>
           </w:p>
         </w:tc>
@@ -2172,7 +2172,7 @@
                 <w:b w:val="0"/>
                 <w:sz w:val="13"/>
               </w:rPr>
-              <w:t>Ascenso</w:t>
+              <w:t>Ascenso acelerado</w:t>
             </w:r>
           </w:p>
         </w:tc>
@@ -2187,7 +2187,7 @@
                 <w:b w:val="0"/>
                 <w:sz w:val="13"/>
               </w:rPr>
-              <w:t>heredado</w:t>
+              <w:t>observado</w:t>
             </w:r>
           </w:p>
         </w:tc>
@@ -2202,7 +2202,7 @@
                 <w:b w:val="0"/>
                 <w:sz w:val="13"/>
               </w:rPr>
-              <w:t>2026-09-19T18:00:00-06:00</w:t>
+              <w:t>2026-09-20T08:00:00-06:00</w:t>
             </w:r>
           </w:p>
         </w:tc>
@@ -2401,7 +2401,7 @@
                 <w:b w:val="0"/>
                 <w:sz w:val="13"/>
               </w:rPr>
-              <w:t>12.12</w:t>
+              <w:t>12.13</w:t>
             </w:r>
           </w:p>
         </w:tc>
@@ -2416,7 +2416,7 @@
                 <w:b w:val="0"/>
                 <w:sz w:val="13"/>
               </w:rPr>
-              <w:t>7.09 abajo</w:t>
+              <w:t>7.08 abajo</w:t>
             </w:r>
           </w:p>
         </w:tc>
@@ -2446,7 +2446,7 @@
                 <w:b w:val="0"/>
                 <w:sz w:val="13"/>
               </w:rPr>
-              <w:t>+0.00</w:t>
+              <w:t>+0.01</w:t>
             </w:r>
           </w:p>
         </w:tc>
@@ -2461,7 +2461,7 @@
                 <w:b w:val="0"/>
                 <w:sz w:val="13"/>
               </w:rPr>
-              <w:t>+0.00</w:t>
+              <w:t>+0.01</w:t>
             </w:r>
           </w:p>
         </w:tc>
@@ -2491,7 +2491,7 @@
                 <w:b w:val="0"/>
                 <w:sz w:val="13"/>
               </w:rPr>
-              <w:t>heredado</w:t>
+              <w:t>observado</w:t>
             </w:r>
           </w:p>
         </w:tc>
@@ -2506,7 +2506,7 @@
                 <w:b w:val="0"/>
                 <w:sz w:val="13"/>
               </w:rPr>
-              <w:t>2026-09-19T18:00:00-06:00</w:t>
+              <w:t>2026-09-20T08:00:00-06:00</w:t>
             </w:r>
           </w:p>
         </w:tc>
@@ -2689,7 +2689,22 @@
                 <w:b w:val="0"/>
                 <w:sz w:val="14"/>
               </w:rPr>
-              <w:t>-0.16</w:t>
+              <w:t>-0.62</w:t>
+            </w:r>
+          </w:p>
+        </w:tc>
+        <w:tc>
+          <w:tcPr>
+            <w:tcW w:type="dxa" w:w="1818"/>
+          </w:tcPr>
+          <w:p>
+            <w:r>
+              <w:rPr>
+                <w:rFonts w:ascii="Arial" w:hAnsi="Arial"/>
+                <w:b w:val="0"/>
+                <w:sz w:val="14"/>
+              </w:rPr>
+              <w:t>+0.18</w:t>
             </w:r>
           </w:p>
         </w:tc>
@@ -2719,7 +2734,7 @@
                 <w:b w:val="0"/>
                 <w:sz w:val="14"/>
               </w:rPr>
-              <w:t>+0.00</w:t>
+              <w:t>3.14 abajo</w:t>
             </w:r>
           </w:p>
         </w:tc>
@@ -2734,22 +2749,7 @@
                 <w:b w:val="0"/>
                 <w:sz w:val="14"/>
               </w:rPr>
-              <w:t>2.92 abajo</w:t>
-            </w:r>
-          </w:p>
-        </w:tc>
-        <w:tc>
-          <w:tcPr>
-            <w:tcW w:type="dxa" w:w="1818"/>
-          </w:tcPr>
-          <w:p>
-            <w:r>
-              <w:rPr>
-                <w:rFonts w:ascii="Arial" w:hAnsi="Arial"/>
-                <w:b w:val="0"/>
-                <w:sz w:val="14"/>
-              </w:rPr>
-              <w:t>-6.52</w:t>
+              <w:t>-6.74</w:t>
             </w:r>
           </w:p>
         </w:tc>
@@ -2811,7 +2811,7 @@
                 <w:b w:val="0"/>
                 <w:sz w:val="14"/>
               </w:rPr>
-              <w:t>+0.35</w:t>
+              <w:t>-0.06</w:t>
             </w:r>
           </w:p>
         </w:tc>
@@ -2826,7 +2826,7 @@
                 <w:b w:val="0"/>
                 <w:sz w:val="14"/>
               </w:rPr>
-              <w:t>+0.33</w:t>
+              <w:t>+0.02</w:t>
             </w:r>
           </w:p>
         </w:tc>
@@ -2841,7 +2841,7 @@
                 <w:b w:val="0"/>
                 <w:sz w:val="14"/>
               </w:rPr>
-              <w:t>+0.30</w:t>
+              <w:t>-0.04</w:t>
             </w:r>
           </w:p>
         </w:tc>
@@ -2856,7 +2856,7 @@
                 <w:b w:val="0"/>
                 <w:sz w:val="14"/>
               </w:rPr>
-              <w:t>5.12 abajo</w:t>
+              <w:t>5.31 abajo</w:t>
             </w:r>
           </w:p>
         </w:tc>
@@ -2871,7 +2871,7 @@
                 <w:b w:val="0"/>
                 <w:sz w:val="14"/>
               </w:rPr>
-              <w:t>-6.55</w:t>
+              <w:t>-6.74</w:t>
             </w:r>
           </w:p>
         </w:tc>
@@ -2933,7 +2933,7 @@
                 <w:b w:val="0"/>
                 <w:sz w:val="14"/>
               </w:rPr>
-              <w:t>-0.02</w:t>
+              <w:t>+0.11</w:t>
             </w:r>
           </w:p>
         </w:tc>
@@ -2948,7 +2948,7 @@
                 <w:b w:val="0"/>
                 <w:sz w:val="14"/>
               </w:rPr>
-              <w:t>+0.02</w:t>
+              <w:t>+0.15</w:t>
             </w:r>
           </w:p>
         </w:tc>
@@ -2963,7 +2963,7 @@
                 <w:b w:val="0"/>
                 <w:sz w:val="14"/>
               </w:rPr>
-              <w:t>+0.10</w:t>
+              <w:t>+0.23</w:t>
             </w:r>
           </w:p>
         </w:tc>
@@ -2978,7 +2978,7 @@
                 <w:b w:val="0"/>
                 <w:sz w:val="14"/>
               </w:rPr>
-              <w:t>5.53 abajo</w:t>
+              <w:t>5.40 abajo</w:t>
             </w:r>
           </w:p>
         </w:tc>
@@ -2993,7 +2993,7 @@
                 <w:b w:val="0"/>
                 <w:sz w:val="14"/>
               </w:rPr>
-              <w:t>-13.37</w:t>
+              <w:t>-13.24</w:t>
             </w:r>
           </w:p>
         </w:tc>
@@ -3055,7 +3055,7 @@
                 <w:b w:val="0"/>
                 <w:sz w:val="14"/>
               </w:rPr>
-              <w:t>+16.04</w:t>
+              <w:t>-0.08</w:t>
             </w:r>
           </w:p>
         </w:tc>
@@ -3070,7 +3070,7 @@
                 <w:b w:val="0"/>
                 <w:sz w:val="14"/>
               </w:rPr>
-              <w:t>+16.07</w:t>
+              <w:t>-0.05</w:t>
             </w:r>
           </w:p>
         </w:tc>
@@ -3085,7 +3085,7 @@
                 <w:b w:val="0"/>
                 <w:sz w:val="14"/>
               </w:rPr>
-              <w:t>+16.27</w:t>
+              <w:t>+0.15</w:t>
             </w:r>
           </w:p>
         </w:tc>
@@ -3100,7 +3100,7 @@
                 <w:b w:val="0"/>
                 <w:sz w:val="14"/>
               </w:rPr>
-              <w:t>7.37 arriba</w:t>
+              <w:t>8.75 abajo</w:t>
             </w:r>
           </w:p>
         </w:tc>
@@ -3115,7 +3115,7 @@
                 <w:b w:val="0"/>
                 <w:sz w:val="14"/>
               </w:rPr>
-              <w:t>+3.85</w:t>
+              <w:t>-12.27</w:t>
             </w:r>
           </w:p>
         </w:tc>
@@ -3177,7 +3177,7 @@
                 <w:b w:val="0"/>
                 <w:sz w:val="14"/>
               </w:rPr>
-              <w:t>+0.11</w:t>
+              <w:t>-0.03</w:t>
             </w:r>
           </w:p>
         </w:tc>
@@ -3192,7 +3192,7 @@
                 <w:b w:val="0"/>
                 <w:sz w:val="14"/>
               </w:rPr>
-              <w:t>+0.33</w:t>
+              <w:t>+0.10</w:t>
             </w:r>
           </w:p>
         </w:tc>
@@ -3207,7 +3207,7 @@
                 <w:b w:val="0"/>
                 <w:sz w:val="14"/>
               </w:rPr>
-              <w:t>+0.32</w:t>
+              <w:t>+0.50</w:t>
             </w:r>
           </w:p>
         </w:tc>
@@ -3222,7 +3222,7 @@
                 <w:b w:val="0"/>
                 <w:sz w:val="14"/>
               </w:rPr>
-              <w:t>3.68 abajo</w:t>
+              <w:t>3.51 abajo</w:t>
             </w:r>
           </w:p>
         </w:tc>
@@ -3237,7 +3237,7 @@
                 <w:b w:val="0"/>
                 <w:sz w:val="14"/>
               </w:rPr>
-              <w:t>-5.53</w:t>
+              <w:t>-5.36</w:t>
             </w:r>
           </w:p>
         </w:tc>
@@ -3299,7 +3299,7 @@
                 <w:b w:val="0"/>
                 <w:sz w:val="14"/>
               </w:rPr>
-              <w:t>-19.99</w:t>
+              <w:t>+0.17</w:t>
             </w:r>
           </w:p>
         </w:tc>
@@ -3314,7 +3314,7 @@
                 <w:b w:val="0"/>
                 <w:sz w:val="14"/>
               </w:rPr>
-              <w:t>-20.05</w:t>
+              <w:t>+0.11</w:t>
             </w:r>
           </w:p>
         </w:tc>
@@ -3329,7 +3329,7 @@
                 <w:b w:val="0"/>
                 <w:sz w:val="14"/>
               </w:rPr>
-              <w:t>-19.97</w:t>
+              <w:t>+0.19</w:t>
             </w:r>
           </w:p>
         </w:tc>
@@ -3344,7 +3344,7 @@
                 <w:b w:val="0"/>
                 <w:sz w:val="14"/>
               </w:rPr>
-              <w:t>24.65 abajo</w:t>
+              <w:t>4.49 abajo</w:t>
             </w:r>
           </w:p>
         </w:tc>
@@ -3359,7 +3359,7 @@
                 <w:b w:val="0"/>
                 <w:sz w:val="14"/>
               </w:rPr>
-              <w:t>-26.35</w:t>
+              <w:t>-6.19</w:t>
             </w:r>
           </w:p>
         </w:tc>
@@ -3421,7 +3421,7 @@
                 <w:b w:val="0"/>
                 <w:sz w:val="14"/>
               </w:rPr>
-              <w:t>-0.74</w:t>
+              <w:t>+0.41</w:t>
             </w:r>
           </w:p>
         </w:tc>
@@ -3436,7 +3436,7 @@
                 <w:b w:val="0"/>
                 <w:sz w:val="14"/>
               </w:rPr>
-              <w:t>+1.36</w:t>
+              <w:t>-1.20</w:t>
             </w:r>
           </w:p>
         </w:tc>
@@ -3451,7 +3451,7 @@
                 <w:b w:val="0"/>
                 <w:sz w:val="14"/>
               </w:rPr>
-              <w:t>+1.37</w:t>
+              <w:t>+1.99</w:t>
             </w:r>
           </w:p>
         </w:tc>
@@ -3466,7 +3466,7 @@
                 <w:b w:val="0"/>
                 <w:sz w:val="14"/>
               </w:rPr>
-              <w:t>1.87 abajo</w:t>
+              <w:t>1.24 abajo</w:t>
             </w:r>
           </w:p>
         </w:tc>
@@ -3481,7 +3481,7 @@
                 <w:b w:val="0"/>
                 <w:sz w:val="14"/>
               </w:rPr>
-              <w:t>-5.41</w:t>
+              <w:t>-4.78</w:t>
             </w:r>
           </w:p>
         </w:tc>
@@ -3543,7 +3543,7 @@
                 <w:b w:val="0"/>
                 <w:sz w:val="14"/>
               </w:rPr>
-              <w:t>+0.52</w:t>
+              <w:t>+0.86</w:t>
             </w:r>
           </w:p>
         </w:tc>
@@ -3558,7 +3558,7 @@
                 <w:b w:val="0"/>
                 <w:sz w:val="14"/>
               </w:rPr>
-              <w:t>+0.63</w:t>
+              <w:t>+1.44</w:t>
             </w:r>
           </w:p>
         </w:tc>
@@ -3573,7 +3573,7 @@
                 <w:b w:val="0"/>
                 <w:sz w:val="14"/>
               </w:rPr>
-              <w:t>+0.55</w:t>
+              <w:t>+1.40</w:t>
             </w:r>
           </w:p>
         </w:tc>
@@ -3588,7 +3588,7 @@
                 <w:b w:val="0"/>
                 <w:sz w:val="14"/>
               </w:rPr>
-              <w:t>5.37 abajo</w:t>
+              <w:t>4.57 abajo</w:t>
             </w:r>
           </w:p>
         </w:tc>
@@ -3603,7 +3603,7 @@
                 <w:b w:val="0"/>
                 <w:sz w:val="14"/>
               </w:rPr>
-              <w:t>-6.28</w:t>
+              <w:t>-5.48</w:t>
             </w:r>
           </w:p>
         </w:tc>
@@ -4031,6 +4031,21 @@
                 <w:b w:val="0"/>
                 <w:sz w:val="14"/>
               </w:rPr>
+              <w:t>+0.07</w:t>
+            </w:r>
+          </w:p>
+        </w:tc>
+        <w:tc>
+          <w:tcPr>
+            <w:tcW w:type="dxa" w:w="1818"/>
+          </w:tcPr>
+          <w:p>
+            <w:r>
+              <w:rPr>
+                <w:rFonts w:ascii="Arial" w:hAnsi="Arial"/>
+                <w:b w:val="0"/>
+                <w:sz w:val="14"/>
+              </w:rPr>
               <w:t>+0.06</w:t>
             </w:r>
           </w:p>
@@ -4046,7 +4061,7 @@
                 <w:b w:val="0"/>
                 <w:sz w:val="14"/>
               </w:rPr>
-              <w:t>+0.41</w:t>
+              <w:t>+0.56</w:t>
             </w:r>
           </w:p>
         </w:tc>
@@ -4061,7 +4076,7 @@
                 <w:b w:val="0"/>
                 <w:sz w:val="14"/>
               </w:rPr>
-              <w:t>+0.50</w:t>
+              <w:t>8.29 abajo</w:t>
             </w:r>
           </w:p>
         </w:tc>
@@ -4076,22 +4091,7 @@
                 <w:b w:val="0"/>
                 <w:sz w:val="14"/>
               </w:rPr>
-              <w:t>8.36 abajo</w:t>
-            </w:r>
-          </w:p>
-        </w:tc>
-        <w:tc>
-          <w:tcPr>
-            <w:tcW w:type="dxa" w:w="1818"/>
-          </w:tcPr>
-          <w:p>
-            <w:r>
-              <w:rPr>
-                <w:rFonts w:ascii="Arial" w:hAnsi="Arial"/>
-                <w:b w:val="0"/>
-                <w:sz w:val="14"/>
-              </w:rPr>
-              <w:t>-12.09</w:t>
+              <w:t>-12.02</w:t>
             </w:r>
           </w:p>
         </w:tc>
@@ -4153,7 +4153,7 @@
                 <w:b w:val="0"/>
                 <w:sz w:val="14"/>
               </w:rPr>
-              <w:t>+1.72</w:t>
+              <w:t>+1.02</w:t>
             </w:r>
           </w:p>
         </w:tc>
@@ -4168,7 +4168,7 @@
                 <w:b w:val="0"/>
                 <w:sz w:val="14"/>
               </w:rPr>
-              <w:t>+1.71</w:t>
+              <w:t>+2.37</w:t>
             </w:r>
           </w:p>
         </w:tc>
@@ -4183,7 +4183,7 @@
                 <w:b w:val="0"/>
                 <w:sz w:val="14"/>
               </w:rPr>
-              <w:t>+2.76</w:t>
+              <w:t>+2.36</w:t>
             </w:r>
           </w:p>
         </w:tc>
@@ -4198,7 +4198,7 @@
                 <w:b w:val="0"/>
                 <w:sz w:val="14"/>
               </w:rPr>
-              <w:t>7.09 abajo</w:t>
+              <w:t>6.43 abajo</w:t>
             </w:r>
           </w:p>
         </w:tc>
@@ -4213,7 +4213,7 @@
                 <w:b w:val="0"/>
                 <w:sz w:val="14"/>
               </w:rPr>
-              <w:t>-10.02</w:t>
+              <w:t>-9.36</w:t>
             </w:r>
           </w:p>
         </w:tc>
@@ -4397,7 +4397,7 @@
                 <w:b w:val="0"/>
                 <w:sz w:val="14"/>
               </w:rPr>
-              <w:t>+0.03</w:t>
+              <w:t>+0.02</w:t>
             </w:r>
           </w:p>
         </w:tc>
@@ -4412,7 +4412,7 @@
                 <w:b w:val="0"/>
                 <w:sz w:val="14"/>
               </w:rPr>
-              <w:t>+0.00</w:t>
+              <w:t>+0.04</w:t>
             </w:r>
           </w:p>
         </w:tc>
@@ -4427,7 +4427,7 @@
                 <w:b w:val="0"/>
                 <w:sz w:val="14"/>
               </w:rPr>
-              <w:t>+0.15</w:t>
+              <w:t>+0.09</w:t>
             </w:r>
           </w:p>
         </w:tc>
@@ -4442,7 +4442,7 @@
                 <w:b w:val="0"/>
                 <w:sz w:val="14"/>
               </w:rPr>
-              <w:t>7.09 abajo</w:t>
+              <w:t>7.08 abajo</w:t>
             </w:r>
           </w:p>
         </w:tc>
@@ -4457,7 +4457,7 @@
                 <w:b w:val="0"/>
                 <w:sz w:val="14"/>
               </w:rPr>
-              <w:t>-9.45</w:t>
+              <w:t>-9.44</w:t>
             </w:r>
           </w:p>
         </w:tc>

--- a/data/niveles/Reportes/Archivo/Reporte_Niveles_Hidrometricos_2026-09-20_0800.docx
+++ b/data/niveles/Reportes/Archivo/Reporte_Niveles_Hidrometricos_2026-09-20_0800.docx
@@ -1793,7 +1793,7 @@
                 <w:b w:val="0"/>
                 <w:sz w:val="13"/>
               </w:rPr>
-              <w:t>0.25</w:t>
+              <w:t>0.48</w:t>
             </w:r>
           </w:p>
         </w:tc>
@@ -1808,7 +1808,7 @@
                 <w:b w:val="0"/>
                 <w:sz w:val="13"/>
               </w:rPr>
-              <w:t>4.49 abajo</w:t>
+              <w:t>4.26 abajo</w:t>
             </w:r>
           </w:p>
         </w:tc>
@@ -1838,7 +1838,7 @@
                 <w:b w:val="0"/>
                 <w:sz w:val="13"/>
               </w:rPr>
-              <w:t>+0.00</w:t>
+              <w:t>+0.23</w:t>
             </w:r>
           </w:p>
         </w:tc>
@@ -1853,7 +1853,7 @@
                 <w:b w:val="0"/>
                 <w:sz w:val="13"/>
               </w:rPr>
-              <w:t>+0.00</w:t>
+              <w:t>+0.23</w:t>
             </w:r>
           </w:p>
         </w:tc>
@@ -1868,7 +1868,7 @@
                 <w:b w:val="0"/>
                 <w:sz w:val="13"/>
               </w:rPr>
-              <w:t>Estable</w:t>
+              <w:t>Ascenso</w:t>
             </w:r>
           </w:p>
         </w:tc>
@@ -1883,7 +1883,7 @@
                 <w:b w:val="0"/>
                 <w:sz w:val="13"/>
               </w:rPr>
-              <w:t>heredado</w:t>
+              <w:t>observado</w:t>
             </w:r>
           </w:p>
         </w:tc>
@@ -1898,7 +1898,7 @@
                 <w:b w:val="0"/>
                 <w:sz w:val="13"/>
               </w:rPr>
-              <w:t>2026-09-19T18:00:00-06:00</w:t>
+              <w:t>2026-09-20T08:00:00-06:00</w:t>
             </w:r>
           </w:p>
         </w:tc>
@@ -3909,7 +3909,7 @@
                 <w:b w:val="0"/>
                 <w:sz w:val="14"/>
               </w:rPr>
-              <w:t>+0.14</w:t>
+              <w:t>+0.26</w:t>
             </w:r>
           </w:p>
         </w:tc>
@@ -3924,7 +3924,7 @@
                 <w:b w:val="0"/>
                 <w:sz w:val="14"/>
               </w:rPr>
-              <w:t>+0.21</w:t>
+              <w:t>+0.37</w:t>
             </w:r>
           </w:p>
         </w:tc>
@@ -3939,7 +3939,7 @@
                 <w:b w:val="0"/>
                 <w:sz w:val="14"/>
               </w:rPr>
-              <w:t>+0.15</w:t>
+              <w:t>+0.42</w:t>
             </w:r>
           </w:p>
         </w:tc>
@@ -3954,7 +3954,7 @@
                 <w:b w:val="0"/>
                 <w:sz w:val="14"/>
               </w:rPr>
-              <w:t>4.49 abajo</w:t>
+              <w:t>4.26 abajo</w:t>
             </w:r>
           </w:p>
         </w:tc>
@@ -3969,7 +3969,7 @@
                 <w:b w:val="0"/>
                 <w:sz w:val="14"/>
               </w:rPr>
-              <w:t>-6.42</w:t>
+              <w:t>-6.19</w:t>
             </w:r>
           </w:p>
         </w:tc>

--- a/data/niveles/Reportes/Archivo/Reporte_Niveles_Hidrometricos_2026-09-20_0800.docx
+++ b/data/niveles/Reportes/Archivo/Reporte_Niveles_Hidrometricos_2026-09-20_0800.docx
@@ -348,7 +348,7 @@
                 <w:b w:val="0"/>
                 <w:sz w:val="13"/>
               </w:rPr>
-              <w:t>Descenso</w:t>
+              <w:t>Estable</w:t>
             </w:r>
           </w:p>
         </w:tc>
@@ -500,7 +500,7 @@
                 <w:b w:val="0"/>
                 <w:sz w:val="13"/>
               </w:rPr>
-              <w:t>Descenso</w:t>
+              <w:t>Estable</w:t>
             </w:r>
           </w:p>
         </w:tc>
@@ -652,7 +652,7 @@
                 <w:b w:val="0"/>
                 <w:sz w:val="13"/>
               </w:rPr>
-              <w:t>Ascenso</w:t>
+              <w:t>Estable</w:t>
             </w:r>
           </w:p>
         </w:tc>
@@ -804,7 +804,7 @@
                 <w:b w:val="0"/>
                 <w:sz w:val="13"/>
               </w:rPr>
-              <w:t>Descenso</w:t>
+              <w:t>Estable</w:t>
             </w:r>
           </w:p>
         </w:tc>
@@ -956,7 +956,7 @@
                 <w:b w:val="0"/>
                 <w:sz w:val="13"/>
               </w:rPr>
-              <w:t>Ascenso</w:t>
+              <w:t>Estable</w:t>
             </w:r>
           </w:p>
         </w:tc>
@@ -1108,7 +1108,7 @@
                 <w:b w:val="0"/>
                 <w:sz w:val="13"/>
               </w:rPr>
-              <w:t>Ascenso</w:t>
+              <w:t>Estable</w:t>
             </w:r>
           </w:p>
         </w:tc>
@@ -1260,7 +1260,7 @@
                 <w:b w:val="0"/>
                 <w:sz w:val="13"/>
               </w:rPr>
-              <w:t>Ascenso</w:t>
+              <w:t>Estable</w:t>
             </w:r>
           </w:p>
         </w:tc>
@@ -1412,7 +1412,7 @@
                 <w:b w:val="0"/>
                 <w:sz w:val="13"/>
               </w:rPr>
-              <w:t>Ascenso</w:t>
+              <w:t>Estable</w:t>
             </w:r>
           </w:p>
         </w:tc>
@@ -1564,7 +1564,7 @@
                 <w:b w:val="0"/>
                 <w:sz w:val="13"/>
               </w:rPr>
-              <w:t>Ascenso</w:t>
+              <w:t>Estable</w:t>
             </w:r>
           </w:p>
         </w:tc>
@@ -1716,7 +1716,7 @@
                 <w:b w:val="0"/>
                 <w:sz w:val="13"/>
               </w:rPr>
-              <w:t>Ascenso</w:t>
+              <w:t>Estable</w:t>
             </w:r>
           </w:p>
         </w:tc>
@@ -1868,7 +1868,7 @@
                 <w:b w:val="0"/>
                 <w:sz w:val="13"/>
               </w:rPr>
-              <w:t>Ascenso</w:t>
+              <w:t>Estable</w:t>
             </w:r>
           </w:p>
         </w:tc>
@@ -2020,7 +2020,7 @@
                 <w:b w:val="0"/>
                 <w:sz w:val="13"/>
               </w:rPr>
-              <w:t>Ascenso</w:t>
+              <w:t>Estable</w:t>
             </w:r>
           </w:p>
         </w:tc>
@@ -2172,7 +2172,7 @@
                 <w:b w:val="0"/>
                 <w:sz w:val="13"/>
               </w:rPr>
-              <w:t>Ascenso acelerado</w:t>
+              <w:t>Estable</w:t>
             </w:r>
           </w:p>
         </w:tc>
